--- a/bench/corpus/x2.docx
+++ b/bench/corpus/x2.docx
@@ -34,12 +34,12 @@
     </w:p>
     <w:p>
       <w:r>
-        <w:t xml:space="preserve">בעניין הקטינה אגם, המתגוררת עם האם ברחוב הדקל 7. לדבריה אגם מעדיפה להישאר בהדקל. בנוסף אגם ביקשה שדבריה לא יובאו בפני מי מההורים.</w:t>
+        <w:t xml:space="preserve">בעניין הקטינה אגם, המתגוררת עם האם ברחוב הדקל 7. לדבריה אגם מעדיפה להישאר בהדקל. בנוסף אגם ביקשה להמשיך בחוג הציור בימי רביעי.</w:t>
       </w:r>
     </w:p>
     <w:p>
       <w:r>
-        <w:t xml:space="preserve">הח"מ ממליצה על השמעת הקטינה. הח"מ השאירה לאם הודעה אך האם לא השיבה. לעניין אכיפת זכויות ההורה, בקשת זמנים נוספים תידון בנפרד.</w:t>
+        <w:t xml:space="preserve">הח"מ ממליצה על השמעת הקטינה. הח"מ השאירה לאם הודעה והאם חזרה אליה למחרת. לעניין אכיפת זכויות ההורה, בקשת זמנים נוספים תידון בנפרד.</w:t>
       </w:r>
     </w:p>
     <w:p>
